--- a/test/Render/Resources/Rechnung_empty_lck.docx
+++ b/test/Render/Resources/Rechnung_empty_lck.docx
@@ -4,226 +4,30 @@
   <w:body>
     <w:p>
       <w:pPr>
-        <w:framePr w:w="6354" w:h="1984" w:hSpace="141" w:wrap="around" w:vAnchor="page" w:hAnchor="page" w:x="1418" w:y="3119" w:anchorLock="1"/>
+        <w:framePr w:w="6356" w:h="2132" w:hSpace="142" w:wrap="around" w:vAnchor="page" w:hAnchor="page" w:x="1419" w:y="3120"/>
       </w:pPr>
+      <w:r/>
+      <w:r/>
+      <w:r/>
       <w:r>
-        <w:t>${C:1760</w:t>
+        <w:t xml:space="preserve"> </w:t>
       </w:r>
-      <w:r>
-        <w:t>:</w:t>
-      </w:r>
-      <w:r>
-        <w:t>&lt;&gt;</w:t>
-      </w:r>
-      <w:r>
-        <w:t>:0}</w:t>
-      </w:r>
-      <w:r>
-        <w:t>${C:1858:=:0}</w:t>
-      </w:r>
-      <w:r>
-        <w:t>${F:1</w:t>
-      </w:r>
-      <w:r>
-        <w:t>858</w:t>
-      </w:r>
-      <w:r>
-        <w:t xml:space="preserve">} </w:t>
-      </w:r>
+      <w:r/>
     </w:p>
     <w:p>
       <w:pPr>
-        <w:framePr w:w="6354" w:h="1984" w:hSpace="141" w:wrap="around" w:vAnchor="page" w:hAnchor="page" w:x="1418" w:y="3119" w:anchorLock="1"/>
+        <w:framePr w:w="6356" w:h="2132" w:hSpace="142" w:wrap="around" w:vAnchor="page" w:hAnchor="page" w:x="1419" w:y="3120"/>
       </w:pPr>
-      <w:r>
-        <w:t>${C:</w:t>
-      </w:r>
-      <w:r>
-        <w:t>1760</w:t>
-      </w:r>
-      <w:r>
-        <w:t>:</w:t>
-      </w:r>
-      <w:r>
-        <w:t>&lt;&gt;</w:t>
-      </w:r>
-      <w:r>
-        <w:t>:0}</w:t>
-      </w:r>
-      <w:r>
-        <w:t>${C:1744</w:t>
-      </w:r>
-      <w:r>
-        <w:t>:</w:t>
-      </w:r>
-      <w:r>
-        <w:t>=:0}</w:t>
-      </w:r>
-      <w:r>
-        <w:t>${F:1744}</w:t>
-      </w:r>
+      <w:r/>
+      <w:r/>
     </w:p>
     <w:p>
       <w:pPr>
-        <w:framePr w:w="6354" w:h="1984" w:hSpace="141" w:wrap="around" w:vAnchor="page" w:hAnchor="page" w:x="1418" w:y="3119" w:anchorLock="1"/>
+        <w:framePr w:w="6356" w:h="2132" w:hSpace="142" w:wrap="around" w:vAnchor="page" w:hAnchor="page" w:x="1419" w:y="3120"/>
       </w:pPr>
+      <w:r/>
       <w:r>
-        <w:t>${C:1760</w:t>
-      </w:r>
-      <w:r>
-        <w:t>:</w:t>
-      </w:r>
-      <w:r>
-        <w:t>&lt;&gt;</w:t>
-      </w:r>
-      <w:r>
-        <w:t>:0}</w:t>
-      </w:r>
-      <w:r>
-        <w:t>${C:1752:=:2</w:t>
-      </w:r>
-      <w:r>
-        <w:t>}</w:t>
-      </w:r>
-      <w:r>
-        <w:t xml:space="preserve">${F:1752} </w:t>
-      </w:r>
-      <w:r>
-        <w:t>$</w:t>
-      </w:r>
-      <w:r>
-        <w:t xml:space="preserve">{F:1745} </w:t>
-      </w:r>
-      <w:r>
-        <w:t>${F:1747}</w:t>
-      </w:r>
-    </w:p>
-    <w:p>
-      <w:pPr>
-        <w:framePr w:w="6354" w:h="1984" w:hSpace="141" w:wrap="around" w:vAnchor="page" w:hAnchor="page" w:x="1418" w:y="3119" w:anchorLock="1"/>
-      </w:pPr>
-      <w:r>
-        <w:t>${C:1760</w:t>
-      </w:r>
-      <w:r>
-        <w:t>:</w:t>
-      </w:r>
-      <w:r>
-        <w:t>&lt;&gt;</w:t>
-      </w:r>
-      <w:r>
-        <w:t>:0}</w:t>
-      </w:r>
-      <w:r>
-        <w:t>${F:1748}</w:t>
-      </w:r>
-    </w:p>
-    <w:p>
-      <w:pPr>
-        <w:framePr w:w="6354" w:h="1984" w:hSpace="141" w:wrap="around" w:vAnchor="page" w:hAnchor="page" w:x="1418" w:y="3119" w:anchorLock="1"/>
-      </w:pPr>
-      <w:r>
-        <w:t>${C:1760</w:t>
-      </w:r>
-      <w:r>
-        <w:t>:</w:t>
-      </w:r>
-      <w:r>
-        <w:t>&lt;&gt;</w:t>
-      </w:r>
-      <w:r>
-        <w:t>:0}</w:t>
-      </w:r>
-      <w:r>
-        <w:t>${F:1749} ${F:1750}</w:t>
-      </w:r>
-    </w:p>
-    <w:p>
-      <w:pPr>
-        <w:framePr w:w="6354" w:h="1984" w:hSpace="141" w:wrap="around" w:vAnchor="page" w:hAnchor="page" w:x="1418" w:y="3119" w:anchorLock="1"/>
-      </w:pPr>
-      <w:r>
-        <w:t>${C:1757</w:t>
-      </w:r>
-      <w:r>
-        <w:t>:=:0}</w:t>
-      </w:r>
-      <w:r>
-        <w:t>${F:1757</w:t>
-      </w:r>
-      <w:r>
-        <w:t xml:space="preserve">} </w:t>
-      </w:r>
-    </w:p>
-    <w:p>
-      <w:pPr>
-        <w:framePr w:w="6354" w:h="1984" w:hSpace="141" w:wrap="around" w:vAnchor="page" w:hAnchor="page" w:x="1418" w:y="3119" w:anchorLock="1"/>
-      </w:pPr>
-      <w:r>
-        <w:t>${C:1860</w:t>
-      </w:r>
-      <w:r>
-        <w:t>:</w:t>
-      </w:r>
-      <w:r>
-        <w:t>=:0}</w:t>
-      </w:r>
-      <w:r>
-        <w:t>${F:1860</w:t>
-      </w:r>
-      <w:r>
-        <w:t xml:space="preserve">} </w:t>
-      </w:r>
-    </w:p>
-    <w:p>
-      <w:pPr>
-        <w:framePr w:w="6354" w:h="1984" w:hSpace="141" w:wrap="around" w:vAnchor="page" w:hAnchor="page" w:x="1418" w:y="3119" w:anchorLock="1"/>
-      </w:pPr>
-      <w:r>
-        <w:t>${C:1862:=</w:t>
-      </w:r>
-      <w:r>
-        <w:t>:0}</w:t>
-      </w:r>
-      <w:r>
-        <w:t>${F:1862} ${F:1863</w:t>
-      </w:r>
-      <w:r>
-        <w:t>}</w:t>
-      </w:r>
-    </w:p>
-    <w:p>
-      <w:pPr>
-        <w:framePr w:w="6354" w:h="1984" w:hSpace="141" w:wrap="around" w:vAnchor="page" w:hAnchor="page" w:x="1418" w:y="3119" w:anchorLock="1"/>
-      </w:pPr>
-      <w:r>
-        <w:t>${C:1760:=</w:t>
-      </w:r>
-      <w:r>
-        <w:t>:0}</w:t>
-      </w:r>
-      <w:r>
-        <w:t>${F:1760</w:t>
-      </w:r>
-      <w:r>
-        <w:t>}</w:t>
-      </w:r>
-    </w:p>
-    <w:p>
-      <w:pPr>
-        <w:framePr w:w="6354" w:h="1984" w:hSpace="141" w:wrap="around" w:vAnchor="page" w:hAnchor="page" w:x="1418" w:y="3119" w:anchorLock="1"/>
-      </w:pPr>
-      <w:r>
-        <w:t>${C:1761:=</w:t>
-      </w:r>
-      <w:r>
-        <w:t>:0}</w:t>
-      </w:r>
-      <w:r>
-        <w:t>${F:1761} ${F:1762</w:t>
-      </w:r>
-      <w:r>
-        <w:t>}</w:t>
+        <w:t xml:space="preserve"> </w:t>
       </w:r>
     </w:p>
     <w:tbl>
@@ -303,9 +107,7 @@
                 <w:b/>
               </w:rPr>
             </w:pPr>
-            <w:r>
-              <w:t>${F:1741}</w:t>
-            </w:r>
+            <w:r/>
           </w:p>
         </w:tc>
       </w:tr>
@@ -344,9 +146,7 @@
                 <w:b/>
               </w:rPr>
             </w:pPr>
-            <w:r>
-              <w:t>${F:1742}</w:t>
-            </w:r>
+            <w:r/>
           </w:p>
         </w:tc>
       </w:tr>
@@ -445,13 +245,6 @@
               <w:rPr>
                 <w:b/>
               </w:rPr>
-              <w:t>${F:1676</w:t>
-            </w:r>
-            <w:r>
-              <w:rPr>
-                <w:b/>
-              </w:rPr>
-              <w:t>}</w:t>
             </w:r>
           </w:p>
         </w:tc>
@@ -493,7 +286,6 @@
               <w:rPr>
                 <w:b/>
               </w:rPr>
-              <w:t>${F:1768}</w:t>
             </w:r>
           </w:p>
         </w:tc>
@@ -519,19 +311,22 @@
         <w:tblW w:w="0" w:type="auto"/>
         <w:tblInd w:w="6" w:type="dxa"/>
         <w:tblLayout w:type="fixed"/>
+        <w:tblCellMar>
+          <w:top w:w="57" w:type="dxa"/>
+          <w:left w:w="57" w:type="dxa"/>
+          <w:bottom w:w="57" w:type="dxa"/>
+          <w:right w:w="57" w:type="dxa"/>
+        </w:tblCellMar>
         <w:tblLook w:val="01E0" w:firstRow="1" w:lastRow="1" w:firstColumn="1" w:lastColumn="1" w:noHBand="0" w:noVBand="0"/>
       </w:tblPr>
       <w:tblGrid>
         <w:gridCol w:w="426"/>
         <w:gridCol w:w="852"/>
-        <w:gridCol w:w="3672"/>
-        <w:gridCol w:w="1275"/>
-        <w:gridCol w:w="1288"/>
+        <w:gridCol w:w="3388"/>
+        <w:gridCol w:w="1418"/>
+        <w:gridCol w:w="1417"/>
       </w:tblGrid>
       <w:tr>
-        <w:trPr>
-          <w:trHeight w:hRule="exact" w:val="559"/>
-        </w:trPr>
         <w:tc>
           <w:tcPr>
             <w:tcW w:w="426" w:type="dxa"/>
@@ -555,7 +350,7 @@
             </w:pPr>
             <w:r>
               <w:rPr>
-                <w:rFonts w:ascii="Arial"/>
+                <w:rFonts w:ascii="Arial" w:hAnsi="Arial" w:cs="Arial"/>
                 <w:spacing w:val="-1"/>
                 <w:sz w:val="16"/>
                 <w:lang w:val="de-DE"/>
@@ -588,7 +383,7 @@
             </w:pPr>
             <w:r>
               <w:rPr>
-                <w:rFonts w:ascii="Arial"/>
+                <w:rFonts w:ascii="Arial" w:hAnsi="Arial" w:cs="Arial"/>
                 <w:spacing w:val="-1"/>
                 <w:sz w:val="16"/>
                 <w:lang w:val="de-DE"/>
@@ -609,7 +404,7 @@
             </w:pPr>
             <w:r>
               <w:rPr>
-                <w:rFonts w:ascii="Arial"/>
+                <w:rFonts w:ascii="Arial" w:hAnsi="Arial" w:cs="Arial"/>
                 <w:sz w:val="16"/>
                 <w:lang w:val="de-DE"/>
               </w:rPr>
@@ -617,7 +412,7 @@
             </w:r>
             <w:r>
               <w:rPr>
-                <w:rFonts w:ascii="Arial"/>
+                <w:rFonts w:ascii="Arial" w:hAnsi="Arial" w:cs="Arial"/>
                 <w:spacing w:val="-1"/>
                 <w:sz w:val="16"/>
                 <w:lang w:val="de-DE"/>
@@ -628,7 +423,7 @@
         </w:tc>
         <w:tc>
           <w:tcPr>
-            <w:tcW w:w="3672" w:type="dxa"/>
+            <w:tcW w:w="3388" w:type="dxa"/>
             <w:tcBorders>
               <w:top w:val="single" w:sz="5" w:space="0" w:color="000000"/>
               <w:left w:val="single" w:sz="5" w:space="0" w:color="000000"/>
@@ -650,9 +445,9 @@
             </w:pPr>
             <w:r>
               <w:rPr>
-                <w:rFonts w:ascii="Arial"/>
+                <w:rFonts w:ascii="Arial" w:hAnsi="Arial" w:cs="Arial"/>
                 <w:spacing w:val="-1"/>
-                <w:sz w:val="20"/>
+                <w:sz w:val="18"/>
                 <w:szCs w:val="20"/>
                 <w:lang w:val="de-DE"/>
               </w:rPr>
@@ -660,8 +455,8 @@
             </w:r>
             <w:r>
               <w:rPr>
-                <w:rFonts w:ascii="Arial"/>
-                <w:sz w:val="20"/>
+                <w:rFonts w:ascii="Arial" w:hAnsi="Arial" w:cs="Arial"/>
+                <w:sz w:val="18"/>
                 <w:szCs w:val="20"/>
                 <w:lang w:val="de-DE"/>
               </w:rPr>
@@ -669,9 +464,9 @@
             </w:r>
             <w:r>
               <w:rPr>
-                <w:rFonts w:ascii="Arial"/>
+                <w:rFonts w:ascii="Arial" w:hAnsi="Arial" w:cs="Arial"/>
                 <w:spacing w:val="-1"/>
-                <w:sz w:val="20"/>
+                <w:sz w:val="18"/>
                 <w:szCs w:val="20"/>
                 <w:lang w:val="de-DE"/>
               </w:rPr>
@@ -679,9 +474,9 @@
             </w:r>
             <w:r>
               <w:rPr>
-                <w:rFonts w:ascii="Arial"/>
+                <w:rFonts w:ascii="Arial" w:hAnsi="Arial" w:cs="Arial"/>
                 <w:spacing w:val="-2"/>
-                <w:sz w:val="20"/>
+                <w:sz w:val="18"/>
                 <w:szCs w:val="20"/>
                 <w:lang w:val="de-DE"/>
               </w:rPr>
@@ -689,9 +484,9 @@
             </w:r>
             <w:r>
               <w:rPr>
-                <w:rFonts w:ascii="Arial"/>
+                <w:rFonts w:ascii="Arial" w:hAnsi="Arial" w:cs="Arial"/>
                 <w:spacing w:val="-1"/>
-                <w:sz w:val="20"/>
+                <w:sz w:val="18"/>
                 <w:szCs w:val="20"/>
                 <w:lang w:val="de-DE"/>
               </w:rPr>
@@ -699,8 +494,8 @@
             </w:r>
             <w:r>
               <w:rPr>
-                <w:rFonts w:ascii="Arial"/>
-                <w:sz w:val="20"/>
+                <w:rFonts w:ascii="Arial" w:hAnsi="Arial" w:cs="Arial"/>
+                <w:sz w:val="18"/>
                 <w:szCs w:val="20"/>
                 <w:lang w:val="de-DE"/>
               </w:rPr>
@@ -708,9 +503,9 @@
             </w:r>
             <w:r>
               <w:rPr>
-                <w:rFonts w:ascii="Arial"/>
+                <w:rFonts w:ascii="Arial" w:hAnsi="Arial" w:cs="Arial"/>
                 <w:spacing w:val="-2"/>
-                <w:sz w:val="20"/>
+                <w:sz w:val="18"/>
                 <w:szCs w:val="20"/>
                 <w:lang w:val="de-DE"/>
               </w:rPr>
@@ -720,7 +515,7 @@
         </w:tc>
         <w:tc>
           <w:tcPr>
-            <w:tcW w:w="1275" w:type="dxa"/>
+            <w:tcW w:w="1418" w:type="dxa"/>
             <w:tcBorders>
               <w:top w:val="single" w:sz="5" w:space="0" w:color="000000"/>
               <w:left w:val="single" w:sz="5" w:space="0" w:color="000000"/>
@@ -742,7 +537,7 @@
             </w:pPr>
             <w:r>
               <w:rPr>
-                <w:rFonts w:ascii="Arial"/>
+                <w:rFonts w:ascii="Arial" w:hAnsi="Arial" w:cs="Arial"/>
                 <w:spacing w:val="-1"/>
                 <w:sz w:val="18"/>
                 <w:szCs w:val="18"/>
@@ -814,7 +609,7 @@
         </w:tc>
         <w:tc>
           <w:tcPr>
-            <w:tcW w:w="1288" w:type="dxa"/>
+            <w:tcW w:w="1417" w:type="dxa"/>
             <w:tcBorders>
               <w:top w:val="single" w:sz="5" w:space="0" w:color="000000"/>
               <w:left w:val="single" w:sz="5" w:space="0" w:color="000000"/>
@@ -837,7 +632,7 @@
             </w:pPr>
             <w:r>
               <w:rPr>
-                <w:rFonts w:ascii="Arial"/>
+                <w:rFonts w:ascii="Arial" w:hAnsi="Arial" w:cs="Arial"/>
                 <w:spacing w:val="-1"/>
                 <w:sz w:val="18"/>
                 <w:szCs w:val="18"/>
@@ -871,16 +666,12 @@
         </w:tc>
       </w:tr>
       <w:tr>
-        <w:trPr>
-          <w:trHeight w:val="1701"/>
-        </w:trPr>
         <w:tc>
           <w:tcPr>
             <w:tcW w:w="426" w:type="dxa"/>
             <w:tcBorders>
               <w:top w:val="single" w:sz="5" w:space="0" w:color="000000"/>
               <w:left w:val="single" w:sz="5" w:space="0" w:color="000000"/>
-              <w:bottom w:val="single" w:sz="5" w:space="0" w:color="000000"/>
               <w:right w:val="single" w:sz="5" w:space="0" w:color="000000"/>
             </w:tcBorders>
           </w:tcPr>
@@ -928,7 +719,6 @@
             <w:tcBorders>
               <w:top w:val="single" w:sz="5" w:space="0" w:color="000000"/>
               <w:left w:val="single" w:sz="5" w:space="0" w:color="000000"/>
-              <w:bottom w:val="single" w:sz="5" w:space="0" w:color="000000"/>
               <w:right w:val="single" w:sz="5" w:space="0" w:color="000000"/>
             </w:tcBorders>
           </w:tcPr>
@@ -1002,11 +792,10 @@
         </w:tc>
         <w:tc>
           <w:tcPr>
-            <w:tcW w:w="3672" w:type="dxa"/>
+            <w:tcW w:w="3388" w:type="dxa"/>
             <w:tcBorders>
               <w:top w:val="single" w:sz="5" w:space="0" w:color="000000"/>
               <w:left w:val="single" w:sz="5" w:space="0" w:color="000000"/>
-              <w:bottom w:val="single" w:sz="5" w:space="0" w:color="000000"/>
               <w:right w:val="single" w:sz="5" w:space="0" w:color="000000"/>
             </w:tcBorders>
           </w:tcPr>
@@ -1065,10 +854,10 @@
             </w:pPr>
             <w:r>
               <w:rPr>
-                <w:sz w:val="18"/>
-                <w:szCs w:val="20"/>
-              </w:rPr>
-              <w:t>${F:1765}</w:t>
+                <w:rFonts w:cs="Arial"/>
+                <w:sz w:val="18"/>
+                <w:szCs w:val="20"/>
+              </w:rPr>
             </w:r>
           </w:p>
           <w:p>
@@ -1136,7 +925,6 @@
                 <w:sz w:val="18"/>
                 <w:szCs w:val="20"/>
               </w:rPr>
-              <w:t>${F:1744}</w:t>
             </w:r>
             <w:r>
               <w:rPr>
@@ -1182,7 +970,6 @@
                 <w:sz w:val="18"/>
                 <w:szCs w:val="20"/>
               </w:rPr>
-              <w:t>${F:1745}</w:t>
             </w:r>
             <w:r>
               <w:rPr>
@@ -1198,7 +985,6 @@
                 <w:sz w:val="18"/>
                 <w:szCs w:val="20"/>
               </w:rPr>
-              <w:t>${F:1747}</w:t>
             </w:r>
           </w:p>
           <w:p>
@@ -1221,23 +1007,283 @@
                 <w:sz w:val="18"/>
                 <w:szCs w:val="20"/>
               </w:rPr>
-              <w:t xml:space="preserve">Stud.-Nr.: </w:t>
-            </w:r>
+              <w:t>Stud.-</w:t>
+            </w:r>
+            <w:proofErr w:type="spellStart"/>
             <w:r>
               <w:rPr>
                 <w:rFonts w:cs="Arial"/>
                 <w:sz w:val="18"/>
                 <w:szCs w:val="20"/>
               </w:rPr>
-              <w:t>${F:68}</w:t>
+              <w:t>Nr</w:t>
+            </w:r>
+            <w:proofErr w:type="spellEnd"/>
+            <w:r>
+              <w:rPr>
+                <w:rFonts w:cs="Arial"/>
+                <w:sz w:val="18"/>
+                <w:szCs w:val="20"/>
+              </w:rPr>
+              <w:t xml:space="preserve">.: </w:t>
+            </w:r>
+            <w:r>
+              <w:rPr>
+                <w:rFonts w:cs="Arial"/>
+                <w:sz w:val="18"/>
+                <w:szCs w:val="20"/>
+              </w:rPr>
             </w:r>
           </w:p>
         </w:tc>
         <w:tc>
           <w:tcPr>
-            <w:tcW w:w="1275" w:type="dxa"/>
+            <w:tcW w:w="1418" w:type="dxa"/>
             <w:tcBorders>
               <w:top w:val="single" w:sz="5" w:space="0" w:color="000000"/>
+              <w:left w:val="single" w:sz="5" w:space="0" w:color="000000"/>
+              <w:right w:val="single" w:sz="5" w:space="0" w:color="000000"/>
+            </w:tcBorders>
+          </w:tcPr>
+          <w:p>
+            <w:pPr>
+              <w:pStyle w:val="TableParagraph"/>
+              <w:ind w:left="167" w:firstLine="79"/>
+              <w:rPr>
+                <w:rFonts w:ascii="Arial" w:hAnsi="Arial" w:cs="Arial"/>
+                <w:spacing w:val="-1"/>
+                <w:sz w:val="18"/>
+                <w:szCs w:val="20"/>
+                <w:lang w:val="de-DE"/>
+              </w:rPr>
+            </w:pPr>
+          </w:p>
+          <w:p>
+            <w:pPr>
+              <w:pStyle w:val="TableParagraph"/>
+              <w:ind w:left="167" w:firstLine="79"/>
+              <w:rPr>
+                <w:rFonts w:ascii="Arial" w:hAnsi="Arial" w:cs="Arial"/>
+                <w:spacing w:val="-1"/>
+                <w:sz w:val="18"/>
+                <w:szCs w:val="20"/>
+                <w:lang w:val="de-DE"/>
+              </w:rPr>
+            </w:pPr>
+          </w:p>
+          <w:p>
+            <w:pPr>
+              <w:pStyle w:val="TableParagraph"/>
+              <w:ind w:left="167" w:firstLine="79"/>
+              <w:rPr>
+                <w:rFonts w:ascii="Arial" w:hAnsi="Arial" w:cs="Arial"/>
+                <w:spacing w:val="-1"/>
+                <w:sz w:val="18"/>
+                <w:szCs w:val="20"/>
+                <w:lang w:val="de-DE"/>
+              </w:rPr>
+            </w:pPr>
+          </w:p>
+          <w:p>
+            <w:pPr>
+              <w:pStyle w:val="TableParagraph"/>
+              <w:ind w:left="167" w:firstLine="79"/>
+              <w:rPr>
+                <w:rFonts w:ascii="Arial" w:hAnsi="Arial" w:cs="Arial"/>
+                <w:spacing w:val="-1"/>
+                <w:sz w:val="18"/>
+                <w:szCs w:val="20"/>
+                <w:lang w:val="de-DE"/>
+              </w:rPr>
+            </w:pPr>
+          </w:p>
+          <w:p>
+            <w:pPr>
+              <w:pStyle w:val="TableParagraph"/>
+              <w:ind w:left="167" w:firstLine="79"/>
+              <w:rPr>
+                <w:rFonts w:ascii="Arial" w:hAnsi="Arial" w:cs="Arial"/>
+                <w:spacing w:val="-1"/>
+                <w:sz w:val="18"/>
+                <w:szCs w:val="20"/>
+                <w:lang w:val="de-DE"/>
+              </w:rPr>
+            </w:pPr>
+          </w:p>
+          <w:p>
+            <w:pPr>
+              <w:pStyle w:val="TableParagraph"/>
+              <w:ind w:left="167" w:firstLine="79"/>
+              <w:rPr>
+                <w:rFonts w:ascii="Arial" w:hAnsi="Arial" w:cs="Arial"/>
+                <w:spacing w:val="-1"/>
+                <w:sz w:val="18"/>
+                <w:szCs w:val="20"/>
+                <w:lang w:val="de-DE"/>
+              </w:rPr>
+            </w:pPr>
+          </w:p>
+          <w:p>
+            <w:pPr>
+              <w:pStyle w:val="TableParagraph"/>
+              <w:ind w:left="167" w:firstLine="79"/>
+              <w:rPr>
+                <w:rFonts w:ascii="Arial" w:hAnsi="Arial" w:cs="Arial"/>
+                <w:spacing w:val="-1"/>
+                <w:sz w:val="18"/>
+                <w:szCs w:val="20"/>
+                <w:lang w:val="de-DE"/>
+              </w:rPr>
+            </w:pPr>
+          </w:p>
+          <w:p>
+            <w:pPr>
+              <w:pStyle w:val="TableParagraph"/>
+              <w:ind w:left="167" w:firstLine="10"/>
+              <w:jc w:val="right"/>
+              <w:rPr>
+                <w:rFonts w:ascii="Arial" w:hAnsi="Arial" w:cs="Arial"/>
+                <w:spacing w:val="-1"/>
+                <w:sz w:val="18"/>
+                <w:szCs w:val="20"/>
+                <w:lang w:val="de-DE"/>
+              </w:rPr>
+            </w:pPr>
+            <w:r>
+              <w:rPr>
+                <w:rFonts w:ascii="Arial" w:hAnsi="Arial" w:cs="Arial"/>
+                <w:sz w:val="18"/>
+              </w:rPr>
+            </w:r>
+          </w:p>
+        </w:tc>
+        <w:tc>
+          <w:tcPr>
+            <w:tcW w:w="1417" w:type="dxa"/>
+            <w:tcBorders>
+              <w:top w:val="single" w:sz="5" w:space="0" w:color="000000"/>
+              <w:left w:val="single" w:sz="5" w:space="0" w:color="000000"/>
+              <w:right w:val="single" w:sz="5" w:space="0" w:color="000000"/>
+            </w:tcBorders>
+          </w:tcPr>
+          <w:p>
+            <w:pPr>
+              <w:pStyle w:val="TableParagraph"/>
+              <w:ind w:left="167" w:firstLine="79"/>
+              <w:rPr>
+                <w:rFonts w:ascii="Arial" w:hAnsi="Arial" w:cs="Arial"/>
+                <w:spacing w:val="-1"/>
+                <w:sz w:val="18"/>
+                <w:szCs w:val="20"/>
+                <w:lang w:val="de-DE"/>
+              </w:rPr>
+            </w:pPr>
+          </w:p>
+          <w:p>
+            <w:pPr>
+              <w:pStyle w:val="TableParagraph"/>
+              <w:ind w:left="167" w:firstLine="79"/>
+              <w:rPr>
+                <w:rFonts w:ascii="Arial" w:hAnsi="Arial" w:cs="Arial"/>
+                <w:spacing w:val="-1"/>
+                <w:sz w:val="18"/>
+                <w:szCs w:val="20"/>
+                <w:lang w:val="de-DE"/>
+              </w:rPr>
+            </w:pPr>
+          </w:p>
+          <w:p>
+            <w:pPr>
+              <w:pStyle w:val="TableParagraph"/>
+              <w:ind w:left="167" w:firstLine="79"/>
+              <w:rPr>
+                <w:rFonts w:ascii="Arial" w:hAnsi="Arial" w:cs="Arial"/>
+                <w:spacing w:val="-1"/>
+                <w:sz w:val="18"/>
+                <w:szCs w:val="20"/>
+                <w:lang w:val="de-DE"/>
+              </w:rPr>
+            </w:pPr>
+          </w:p>
+          <w:p>
+            <w:pPr>
+              <w:pStyle w:val="TableParagraph"/>
+              <w:ind w:left="167" w:firstLine="79"/>
+              <w:rPr>
+                <w:rFonts w:ascii="Arial" w:hAnsi="Arial" w:cs="Arial"/>
+                <w:spacing w:val="-1"/>
+                <w:sz w:val="18"/>
+                <w:szCs w:val="20"/>
+                <w:lang w:val="de-DE"/>
+              </w:rPr>
+            </w:pPr>
+          </w:p>
+          <w:p>
+            <w:pPr>
+              <w:pStyle w:val="TableParagraph"/>
+              <w:ind w:left="167" w:firstLine="79"/>
+              <w:rPr>
+                <w:rFonts w:ascii="Arial" w:hAnsi="Arial" w:cs="Arial"/>
+                <w:spacing w:val="-1"/>
+                <w:sz w:val="18"/>
+                <w:szCs w:val="20"/>
+                <w:lang w:val="de-DE"/>
+              </w:rPr>
+            </w:pPr>
+          </w:p>
+          <w:p>
+            <w:pPr>
+              <w:pStyle w:val="TableParagraph"/>
+              <w:ind w:left="167" w:firstLine="79"/>
+              <w:rPr>
+                <w:rFonts w:ascii="Arial" w:hAnsi="Arial" w:cs="Arial"/>
+                <w:spacing w:val="-1"/>
+                <w:sz w:val="18"/>
+                <w:szCs w:val="20"/>
+                <w:lang w:val="de-DE"/>
+              </w:rPr>
+            </w:pPr>
+          </w:p>
+          <w:p>
+            <w:pPr>
+              <w:pStyle w:val="TableParagraph"/>
+              <w:ind w:left="167" w:firstLine="79"/>
+              <w:rPr>
+                <w:rFonts w:ascii="Arial" w:hAnsi="Arial" w:cs="Arial"/>
+                <w:spacing w:val="-1"/>
+                <w:sz w:val="18"/>
+                <w:szCs w:val="20"/>
+                <w:lang w:val="de-DE"/>
+              </w:rPr>
+            </w:pPr>
+          </w:p>
+          <w:p>
+            <w:pPr>
+              <w:pStyle w:val="TableParagraph"/>
+              <w:ind w:left="167" w:firstLine="79"/>
+              <w:jc w:val="right"/>
+              <w:rPr>
+                <w:rFonts w:ascii="Arial" w:hAnsi="Arial" w:cs="Arial"/>
+                <w:spacing w:val="-1"/>
+                <w:sz w:val="18"/>
+                <w:szCs w:val="20"/>
+                <w:lang w:val="de-DE"/>
+              </w:rPr>
+            </w:pPr>
+            <w:r>
+              <w:rPr>
+                <w:rFonts w:ascii="Arial" w:hAnsi="Arial" w:cs="Arial"/>
+                <w:sz w:val="18"/>
+              </w:rPr>
+            </w:r>
+          </w:p>
+        </w:tc>
+      </w:tr>
+      <w:tr>
+        <w:tc>
+          <w:tcPr>
+            <w:tcW w:w="426" w:type="dxa"/>
+            <w:tcBorders>
               <w:left w:val="single" w:sz="5" w:space="0" w:color="000000"/>
               <w:bottom w:val="single" w:sz="5" w:space="0" w:color="000000"/>
               <w:right w:val="single" w:sz="5" w:space="0" w:color="000000"/>
@@ -1246,7 +1292,7 @@
           <w:p>
             <w:pPr>
               <w:pStyle w:val="TableParagraph"/>
-              <w:ind w:left="167" w:firstLine="79"/>
+              <w:spacing w:line="276" w:lineRule="auto"/>
               <w:rPr>
                 <w:rFonts w:ascii="Arial" w:hAnsi="Arial" w:cs="Arial"/>
                 <w:spacing w:val="-1"/>
@@ -1255,119 +1301,12 @@
                 <w:lang w:val="de-DE"/>
               </w:rPr>
             </w:pPr>
-          </w:p>
-          <w:p>
-            <w:pPr>
-              <w:pStyle w:val="TableParagraph"/>
-              <w:ind w:left="167" w:firstLine="79"/>
-              <w:rPr>
-                <w:rFonts w:ascii="Arial" w:hAnsi="Arial" w:cs="Arial"/>
-                <w:spacing w:val="-1"/>
-                <w:sz w:val="18"/>
-                <w:szCs w:val="20"/>
-                <w:lang w:val="de-DE"/>
-              </w:rPr>
-            </w:pPr>
-          </w:p>
-          <w:p>
-            <w:pPr>
-              <w:pStyle w:val="TableParagraph"/>
-              <w:ind w:left="167" w:firstLine="79"/>
-              <w:rPr>
-                <w:rFonts w:ascii="Arial" w:hAnsi="Arial" w:cs="Arial"/>
-                <w:spacing w:val="-1"/>
-                <w:sz w:val="18"/>
-                <w:szCs w:val="20"/>
-                <w:lang w:val="de-DE"/>
-              </w:rPr>
-            </w:pPr>
-          </w:p>
-          <w:p>
-            <w:pPr>
-              <w:pStyle w:val="TableParagraph"/>
-              <w:ind w:left="167" w:firstLine="79"/>
-              <w:rPr>
-                <w:rFonts w:ascii="Arial" w:hAnsi="Arial" w:cs="Arial"/>
-                <w:spacing w:val="-1"/>
-                <w:sz w:val="18"/>
-                <w:szCs w:val="20"/>
-                <w:lang w:val="de-DE"/>
-              </w:rPr>
-            </w:pPr>
-          </w:p>
-          <w:p>
-            <w:pPr>
-              <w:pStyle w:val="TableParagraph"/>
-              <w:ind w:left="167" w:firstLine="79"/>
-              <w:rPr>
-                <w:rFonts w:ascii="Arial" w:hAnsi="Arial" w:cs="Arial"/>
-                <w:spacing w:val="-1"/>
-                <w:sz w:val="18"/>
-                <w:szCs w:val="20"/>
-                <w:lang w:val="de-DE"/>
-              </w:rPr>
-            </w:pPr>
-          </w:p>
-          <w:p>
-            <w:pPr>
-              <w:pStyle w:val="TableParagraph"/>
-              <w:ind w:left="167" w:firstLine="79"/>
-              <w:rPr>
-                <w:rFonts w:ascii="Arial" w:hAnsi="Arial" w:cs="Arial"/>
-                <w:spacing w:val="-1"/>
-                <w:sz w:val="18"/>
-                <w:szCs w:val="20"/>
-                <w:lang w:val="de-DE"/>
-              </w:rPr>
-            </w:pPr>
-          </w:p>
-          <w:p>
-            <w:pPr>
-              <w:pStyle w:val="TableParagraph"/>
-              <w:ind w:left="167" w:firstLine="79"/>
-              <w:rPr>
-                <w:rFonts w:ascii="Arial" w:hAnsi="Arial" w:cs="Arial"/>
-                <w:spacing w:val="-1"/>
-                <w:sz w:val="18"/>
-                <w:szCs w:val="20"/>
-                <w:lang w:val="de-DE"/>
-              </w:rPr>
-            </w:pPr>
-          </w:p>
-          <w:p>
-            <w:pPr>
-              <w:pStyle w:val="TableParagraph"/>
-              <w:ind w:left="167" w:firstLine="10"/>
-              <w:jc w:val="center"/>
-              <w:rPr>
-                <w:rFonts w:ascii="Arial" w:hAnsi="Arial" w:cs="Arial"/>
-                <w:spacing w:val="-1"/>
-                <w:sz w:val="18"/>
-                <w:szCs w:val="20"/>
-                <w:lang w:val="de-DE"/>
-              </w:rPr>
-            </w:pPr>
-            <w:r>
-              <w:rPr>
-                <w:rFonts w:ascii="Arial" w:hAnsi="Arial" w:cs="Arial"/>
-                <w:sz w:val="18"/>
-              </w:rPr>
-              <w:t>${F:1771</w:t>
-            </w:r>
-            <w:r>
-              <w:rPr>
-                <w:rFonts w:ascii="Arial" w:hAnsi="Arial" w:cs="Arial"/>
-                <w:sz w:val="18"/>
-              </w:rPr>
-              <w:t>}</w:t>
-            </w:r>
           </w:p>
         </w:tc>
         <w:tc>
           <w:tcPr>
-            <w:tcW w:w="1288" w:type="dxa"/>
+            <w:tcW w:w="852" w:type="dxa"/>
             <w:tcBorders>
-              <w:top w:val="single" w:sz="5" w:space="0" w:color="000000"/>
               <w:left w:val="single" w:sz="5" w:space="0" w:color="000000"/>
               <w:bottom w:val="single" w:sz="5" w:space="0" w:color="000000"/>
               <w:right w:val="single" w:sz="5" w:space="0" w:color="000000"/>
@@ -1376,7 +1315,7 @@
           <w:p>
             <w:pPr>
               <w:pStyle w:val="TableParagraph"/>
-              <w:ind w:left="167" w:firstLine="79"/>
+              <w:spacing w:line="276" w:lineRule="auto"/>
               <w:rPr>
                 <w:rFonts w:ascii="Arial" w:hAnsi="Arial" w:cs="Arial"/>
                 <w:spacing w:val="-1"/>
@@ -1386,122 +1325,11 @@
               </w:rPr>
             </w:pPr>
           </w:p>
-          <w:p>
-            <w:pPr>
-              <w:pStyle w:val="TableParagraph"/>
-              <w:ind w:left="167" w:firstLine="79"/>
-              <w:rPr>
-                <w:rFonts w:ascii="Arial" w:hAnsi="Arial" w:cs="Arial"/>
-                <w:spacing w:val="-1"/>
-                <w:sz w:val="18"/>
-                <w:szCs w:val="20"/>
-                <w:lang w:val="de-DE"/>
-              </w:rPr>
-            </w:pPr>
-          </w:p>
-          <w:p>
-            <w:pPr>
-              <w:pStyle w:val="TableParagraph"/>
-              <w:ind w:left="167" w:firstLine="79"/>
-              <w:rPr>
-                <w:rFonts w:ascii="Arial" w:hAnsi="Arial" w:cs="Arial"/>
-                <w:spacing w:val="-1"/>
-                <w:sz w:val="18"/>
-                <w:szCs w:val="20"/>
-                <w:lang w:val="de-DE"/>
-              </w:rPr>
-            </w:pPr>
-          </w:p>
-          <w:p>
-            <w:pPr>
-              <w:pStyle w:val="TableParagraph"/>
-              <w:ind w:left="167" w:firstLine="79"/>
-              <w:rPr>
-                <w:rFonts w:ascii="Arial" w:hAnsi="Arial" w:cs="Arial"/>
-                <w:spacing w:val="-1"/>
-                <w:sz w:val="18"/>
-                <w:szCs w:val="20"/>
-                <w:lang w:val="de-DE"/>
-              </w:rPr>
-            </w:pPr>
-          </w:p>
-          <w:p>
-            <w:pPr>
-              <w:pStyle w:val="TableParagraph"/>
-              <w:ind w:left="167" w:firstLine="79"/>
-              <w:rPr>
-                <w:rFonts w:ascii="Arial" w:hAnsi="Arial" w:cs="Arial"/>
-                <w:spacing w:val="-1"/>
-                <w:sz w:val="18"/>
-                <w:szCs w:val="20"/>
-                <w:lang w:val="de-DE"/>
-              </w:rPr>
-            </w:pPr>
-          </w:p>
-          <w:p>
-            <w:pPr>
-              <w:pStyle w:val="TableParagraph"/>
-              <w:ind w:left="167" w:firstLine="79"/>
-              <w:rPr>
-                <w:rFonts w:ascii="Arial" w:hAnsi="Arial" w:cs="Arial"/>
-                <w:spacing w:val="-1"/>
-                <w:sz w:val="18"/>
-                <w:szCs w:val="20"/>
-                <w:lang w:val="de-DE"/>
-              </w:rPr>
-            </w:pPr>
-          </w:p>
-          <w:p>
-            <w:pPr>
-              <w:pStyle w:val="TableParagraph"/>
-              <w:ind w:left="167" w:firstLine="79"/>
-              <w:rPr>
-                <w:rFonts w:ascii="Arial" w:hAnsi="Arial" w:cs="Arial"/>
-                <w:spacing w:val="-1"/>
-                <w:sz w:val="18"/>
-                <w:szCs w:val="20"/>
-                <w:lang w:val="de-DE"/>
-              </w:rPr>
-            </w:pPr>
-          </w:p>
-          <w:p>
-            <w:pPr>
-              <w:pStyle w:val="TableParagraph"/>
-              <w:ind w:left="167" w:firstLine="79"/>
-              <w:rPr>
-                <w:rFonts w:ascii="Arial" w:hAnsi="Arial" w:cs="Arial"/>
-                <w:spacing w:val="-1"/>
-                <w:sz w:val="18"/>
-                <w:szCs w:val="20"/>
-                <w:lang w:val="de-DE"/>
-              </w:rPr>
-            </w:pPr>
-            <w:r>
-              <w:rPr>
-                <w:rFonts w:ascii="Arial" w:hAnsi="Arial" w:cs="Arial"/>
-                <w:sz w:val="18"/>
-              </w:rPr>
-              <w:t>${F:1771</w:t>
-            </w:r>
-            <w:r>
-              <w:rPr>
-                <w:rFonts w:ascii="Arial" w:hAnsi="Arial" w:cs="Arial"/>
-                <w:sz w:val="18"/>
-              </w:rPr>
-              <w:t>}</w:t>
-            </w:r>
-          </w:p>
         </w:tc>
-      </w:tr>
-      <w:tr>
-        <w:trPr>
-          <w:trHeight w:val="2510"/>
-        </w:trPr>
         <w:tc>
           <w:tcPr>
-            <w:tcW w:w="426" w:type="dxa"/>
+            <w:tcW w:w="3388" w:type="dxa"/>
             <w:tcBorders>
-              <w:top w:val="single" w:sz="5" w:space="0" w:color="000000"/>
               <w:left w:val="single" w:sz="5" w:space="0" w:color="000000"/>
               <w:bottom w:val="single" w:sz="5" w:space="0" w:color="000000"/>
               <w:right w:val="single" w:sz="5" w:space="0" w:color="000000"/>
@@ -1509,6 +1337,110 @@
           </w:tcPr>
           <w:p>
             <w:pPr>
+              <w:tabs>
+                <w:tab w:val="left" w:pos="1843"/>
+              </w:tabs>
+              <w:spacing w:line="276" w:lineRule="auto"/>
+              <w:ind w:left="140" w:right="107"/>
+              <w:rPr>
+                <w:rFonts w:cs="Arial"/>
+                <w:noProof/>
+                <w:sz w:val="18"/>
+              </w:rPr>
+            </w:pPr>
+            <w:r>
+              <w:rPr>
+                <w:sz w:val="18"/>
+                <w:szCs w:val="18"/>
+              </w:rPr>
+            </w:r>
+            <w:r>
+              <w:rPr>
+                <w:sz w:val="18"/>
+                <w:szCs w:val="18"/>
+              </w:rPr>
+              <w:t xml:space="preserve"> </w:t>
+            </w:r>
+            <w:proofErr w:type="spellStart"/>
+            <w:proofErr w:type="spellEnd"/>
+          </w:p>
+        </w:tc>
+        <w:tc>
+          <w:tcPr>
+            <w:tcW w:w="1418" w:type="dxa"/>
+            <w:tcBorders>
+              <w:left w:val="single" w:sz="5" w:space="0" w:color="000000"/>
+              <w:bottom w:val="single" w:sz="5" w:space="0" w:color="000000"/>
+              <w:right w:val="single" w:sz="5" w:space="0" w:color="000000"/>
+            </w:tcBorders>
+          </w:tcPr>
+          <w:p>
+            <w:pPr>
+              <w:pStyle w:val="TableParagraph"/>
+              <w:ind w:left="167" w:firstLine="79"/>
+              <w:jc w:val="right"/>
+              <w:rPr>
+                <w:rFonts w:ascii="Arial" w:hAnsi="Arial" w:cs="Arial"/>
+                <w:spacing w:val="-1"/>
+                <w:sz w:val="18"/>
+                <w:szCs w:val="20"/>
+                <w:lang w:val="de-DE"/>
+              </w:rPr>
+            </w:pPr>
+            <w:r>
+              <w:rPr>
+                <w:rFonts w:ascii="Arial" w:hAnsi="Arial" w:cs="Arial"/>
+                <w:sz w:val="18"/>
+                <w:szCs w:val="18"/>
+              </w:rPr>
+            </w:r>
+            <w:r>
+              <w:rPr>
+                <w:rFonts w:ascii="Arial" w:hAnsi="Arial" w:cs="Arial"/>
+                <w:spacing w:val="-1"/>
+                <w:sz w:val="18"/>
+                <w:szCs w:val="20"/>
+                <w:lang w:val="de-DE"/>
+              </w:rPr>
+            </w:r>
+          </w:p>
+        </w:tc>
+        <w:tc>
+          <w:tcPr>
+            <w:tcW w:w="1417" w:type="dxa"/>
+            <w:tcBorders>
+              <w:left w:val="single" w:sz="5" w:space="0" w:color="000000"/>
+              <w:bottom w:val="single" w:sz="5" w:space="0" w:color="000000"/>
+              <w:right w:val="single" w:sz="5" w:space="0" w:color="000000"/>
+            </w:tcBorders>
+          </w:tcPr>
+          <w:p>
+            <w:pPr>
+              <w:pStyle w:val="TableParagraph"/>
+              <w:ind w:left="167" w:firstLine="79"/>
+              <w:rPr>
+                <w:rFonts w:ascii="Arial" w:hAnsi="Arial" w:cs="Arial"/>
+                <w:spacing w:val="-1"/>
+                <w:sz w:val="18"/>
+                <w:szCs w:val="20"/>
+                <w:lang w:val="de-DE"/>
+              </w:rPr>
+            </w:pPr>
+          </w:p>
+        </w:tc>
+      </w:tr>
+      <w:tr>
+        <w:tc>
+          <w:tcPr>
+            <w:tcW w:w="426" w:type="dxa"/>
+            <w:tcBorders>
+              <w:left w:val="single" w:sz="5" w:space="0" w:color="000000"/>
+              <w:bottom w:val="single" w:sz="5" w:space="0" w:color="000000"/>
+              <w:right w:val="single" w:sz="5" w:space="0" w:color="000000"/>
+            </w:tcBorders>
+          </w:tcPr>
+          <w:p>
+            <w:pPr>
               <w:pStyle w:val="TableParagraph"/>
               <w:spacing w:line="276" w:lineRule="auto"/>
               <w:rPr>
@@ -1525,7 +1457,6 @@
           <w:tcPr>
             <w:tcW w:w="852" w:type="dxa"/>
             <w:tcBorders>
-              <w:top w:val="single" w:sz="5" w:space="0" w:color="000000"/>
               <w:left w:val="single" w:sz="5" w:space="0" w:color="000000"/>
               <w:bottom w:val="single" w:sz="5" w:space="0" w:color="000000"/>
               <w:right w:val="single" w:sz="5" w:space="0" w:color="000000"/>
@@ -1547,132 +1478,18 @@
         </w:tc>
         <w:tc>
           <w:tcPr>
-            <w:tcW w:w="3672" w:type="dxa"/>
+            <w:tcW w:w="3388" w:type="dxa"/>
             <w:tcBorders>
-              <w:top w:val="single" w:sz="5" w:space="0" w:color="000000"/>
               <w:left w:val="single" w:sz="5" w:space="0" w:color="000000"/>
               <w:bottom w:val="single" w:sz="5" w:space="0" w:color="000000"/>
               <w:right w:val="single" w:sz="5" w:space="0" w:color="000000"/>
             </w:tcBorders>
           </w:tcPr>
-          <w:p>
-            <w:pPr>
-              <w:tabs>
-                <w:tab w:val="left" w:pos="1843"/>
-              </w:tabs>
-              <w:spacing w:line="276" w:lineRule="auto"/>
-              <w:ind w:left="140" w:right="107"/>
-              <w:rPr>
-                <w:rFonts w:cs="Arial"/>
-                <w:noProof/>
-                <w:sz w:val="18"/>
-              </w:rPr>
-            </w:pPr>
-          </w:p>
-          <w:p>
-            <w:pPr>
-              <w:tabs>
-                <w:tab w:val="left" w:pos="1843"/>
-              </w:tabs>
-              <w:spacing w:line="276" w:lineRule="auto"/>
-              <w:ind w:left="140" w:right="107"/>
-              <w:rPr>
-                <w:rFonts w:cs="Arial"/>
-                <w:noProof/>
-                <w:sz w:val="18"/>
-              </w:rPr>
-            </w:pPr>
-            <w:r>
-              <w:rPr>
-                <w:rFonts w:cs="Arial"/>
-                <w:noProof/>
-                <w:sz w:val="18"/>
-              </w:rPr>
-              <w:t>${B:</w:t>
-            </w:r>
-            <w:r>
-              <w:rPr>
-                <w:rFonts w:cs="Arial"/>
-                <w:noProof/>
-                <w:sz w:val="18"/>
-              </w:rPr>
-              <w:t>0</w:t>
-            </w:r>
-            <w:r>
-              <w:rPr>
-                <w:rFonts w:cs="Arial"/>
-                <w:noProof/>
-                <w:sz w:val="18"/>
-              </w:rPr>
-              <w:t>}</w:t>
-            </w:r>
-          </w:p>
-          <w:p>
-            <w:pPr>
-              <w:tabs>
-                <w:tab w:val="left" w:pos="1843"/>
-              </w:tabs>
-              <w:spacing w:line="276" w:lineRule="auto"/>
-              <w:ind w:left="140" w:right="107"/>
-              <w:rPr>
-                <w:rFonts w:cs="Arial"/>
-                <w:noProof/>
-                <w:sz w:val="18"/>
-              </w:rPr>
-            </w:pPr>
-            <w:r>
-              <w:rPr>
-                <w:rFonts w:cs="Arial"/>
-                <w:noProof/>
-                <w:sz w:val="18"/>
-              </w:rPr>
-              <w:t>${C:1909:=:0}${F:1909} (${F:1910})  ${F:1914}</w:t>
-            </w:r>
-          </w:p>
-          <w:p>
-            <w:pPr>
-              <w:tabs>
-                <w:tab w:val="left" w:pos="1843"/>
-              </w:tabs>
-              <w:spacing w:line="276" w:lineRule="auto"/>
-              <w:ind w:left="140" w:right="107"/>
-              <w:rPr>
-                <w:rFonts w:cs="Arial"/>
-                <w:noProof/>
-                <w:sz w:val="18"/>
-              </w:rPr>
-            </w:pPr>
-            <w:r>
-              <w:rPr>
-                <w:rFonts w:cs="Arial"/>
-                <w:noProof/>
-                <w:sz w:val="18"/>
-              </w:rPr>
-              <w:t>${B:</w:t>
-            </w:r>
-            <w:r>
-              <w:rPr>
-                <w:rFonts w:cs="Arial"/>
-                <w:noProof/>
-                <w:sz w:val="18"/>
-              </w:rPr>
-              <w:t>1</w:t>
-            </w:r>
-            <w:r>
-              <w:rPr>
-                <w:rFonts w:cs="Arial"/>
-                <w:noProof/>
-                <w:sz w:val="18"/>
-              </w:rPr>
-              <w:t>}</w:t>
-            </w:r>
-          </w:p>
         </w:tc>
         <w:tc>
           <w:tcPr>
-            <w:tcW w:w="1275" w:type="dxa"/>
+            <w:tcW w:w="1418" w:type="dxa"/>
             <w:tcBorders>
-              <w:top w:val="single" w:sz="5" w:space="0" w:color="000000"/>
               <w:left w:val="single" w:sz="5" w:space="0" w:color="000000"/>
               <w:bottom w:val="single" w:sz="5" w:space="0" w:color="000000"/>
               <w:right w:val="single" w:sz="5" w:space="0" w:color="000000"/>
@@ -1694,9 +1511,8 @@
         </w:tc>
         <w:tc>
           <w:tcPr>
-            <w:tcW w:w="1288" w:type="dxa"/>
+            <w:tcW w:w="1417" w:type="dxa"/>
             <w:tcBorders>
-              <w:top w:val="single" w:sz="5" w:space="0" w:color="000000"/>
               <w:left w:val="single" w:sz="5" w:space="0" w:color="000000"/>
               <w:bottom w:val="single" w:sz="5" w:space="0" w:color="000000"/>
               <w:right w:val="single" w:sz="5" w:space="0" w:color="000000"/>
@@ -1720,12 +1536,11 @@
       <w:tr>
         <w:trPr>
           <w:gridAfter w:val="2"/>
-          <w:wAfter w:w="2563" w:type="dxa"/>
-          <w:trHeight w:hRule="exact" w:val="266"/>
+          <w:wAfter w:w="2835" w:type="dxa"/>
         </w:trPr>
         <w:tc>
           <w:tcPr>
-            <w:tcW w:w="4950" w:type="dxa"/>
+            <w:tcW w:w="4666" w:type="dxa"/>
             <w:gridSpan w:val="3"/>
             <w:tcBorders>
               <w:top w:val="single" w:sz="5" w:space="0" w:color="000000"/>
@@ -1783,7 +1598,7 @@
                 <w:sz w:val="16"/>
                 <w:szCs w:val="16"/>
               </w:rPr>
-              <w:t>${F:1769} - ${F:1770}</w:t>
+              <w:t xml:space="preserve"> - </w:t>
             </w:r>
           </w:p>
         </w:tc>
@@ -1839,7 +1654,6 @@
               <w:rPr>
                 <w:rFonts w:cs="Arial"/>
               </w:rPr>
-              <w:t>${F:1772}</w:t>
             </w:r>
           </w:p>
         </w:tc>
@@ -1856,6 +1670,7 @@
               </w:tabs>
             </w:pPr>
             <w:r>
+              <w:lastRenderedPageBreak/>
               <w:t>Umsatzsteuer 0 %</w:t>
             </w:r>
           </w:p>
@@ -1920,7 +1735,6 @@
               <w:rPr>
                 <w:rFonts w:cs="Arial"/>
               </w:rPr>
-              <w:t>${F:1772}</w:t>
             </w:r>
           </w:p>
         </w:tc>
@@ -2612,87 +2426,6 @@
       </w:r>
       <w:r>
         <w:t>.</w:t>
-      </w:r>
-    </w:p>
-    <w:p>
-      <w:pPr>
-        <w:pStyle w:val="IhrZeichenEintrag"/>
-        <w:framePr w:w="7684" w:h="170" w:hSpace="141" w:wrap="around" w:vAnchor="page" w:hAnchor="page" w:x="1418" w:y="5664"/>
-        <w:rPr>
-          <w:b/>
-          <w:color w:val="FF0000"/>
-        </w:rPr>
-      </w:pPr>
-      <w:r>
-        <w:t>${C:1780</w:t>
-      </w:r>
-      <w:r>
-        <w:t>:</w:t>
-      </w:r>
-      <w:r>
-        <w:t>=1:2</w:t>
-      </w:r>
-      <w:r>
-        <w:t>}</w:t>
-      </w:r>
-      <w:r>
-        <w:t xml:space="preserve"> </w:t>
-      </w:r>
-      <w:r>
-        <w:rPr>
-          <w:b/>
-          <w:color w:val="FF0000"/>
-        </w:rPr>
-        <w:t>${T</w:t>
-      </w:r>
-      <w:r>
-        <w:rPr>
-          <w:b/>
-          <w:color w:val="FF0000"/>
-        </w:rPr>
-        <w:t>:VORSCHAU}</w:t>
-      </w:r>
-      <w:r>
-        <w:rPr>
-          <w:b/>
-          <w:color w:val="FF0000"/>
-        </w:rPr>
-        <w:br/>
-      </w:r>
-      <w:r>
-        <w:t>${C:1922:=</w:t>
-      </w:r>
-      <w:r>
-        <w:t>:2</w:t>
-      </w:r>
-      <w:r>
-        <w:t>}</w:t>
-      </w:r>
-      <w:r>
-        <w:t xml:space="preserve"> </w:t>
-      </w:r>
-      <w:r>
-        <w:rPr>
-          <w:b/>
-          <w:color w:val="FF0000"/>
-        </w:rPr>
-        <w:t>${T:</w:t>
-      </w:r>
-      <w:bookmarkStart w:id="0" w:name="_GoBack"/>
-      <w:bookmarkEnd w:id="0"/>
-      <w:r>
-        <w:rPr>
-          <w:b/>
-          <w:color w:val="FF0000"/>
-        </w:rPr>
-        <w:t>STORNIERT</w:t>
-      </w:r>
-      <w:r>
-        <w:rPr>
-          <w:b/>
-          <w:color w:val="FF0000"/>
-        </w:rPr>
-        <w:t>}</w:t>
       </w:r>
     </w:p>
     <w:p>
@@ -3611,7 +3344,6 @@
                             <w:rPr>
                               <w:b/>
                             </w:rPr>
-                            <w:t>${F:499}</w:t>
                           </w:r>
                           <w:r>
                             <w:t xml:space="preserve"> · Postfach 33 04 40 · 28334 Bremen</w:t>
@@ -3655,7 +3387,6 @@
                       <w:rPr>
                         <w:b/>
                       </w:rPr>
-                      <w:t>${F:499}</w:t>
                     </w:r>
                     <w:r>
                       <w:t xml:space="preserve"> · Postfach 33 04 40 · 28334 Bremen</w:t>
@@ -3752,7 +3483,7 @@
                             <w:pStyle w:val="MARFETT8510"/>
                           </w:pPr>
                           <w:r>
-                            <w:t>${F:478} ${F:479}</w:t>
+                            <w:t xml:space="preserve"> </w:t>
                           </w:r>
                         </w:p>
                         <w:p>
@@ -3778,7 +3509,7 @@
                             <w:pStyle w:val="MARNORM6585"/>
                           </w:pPr>
                           <w:r>
-                            <w:t xml:space="preserve">${F:501} </w:t>
+                            <w:t xml:space="preserve"> </w:t>
                           </w:r>
                         </w:p>
                         <w:p>
@@ -3786,7 +3517,7 @@
                             <w:pStyle w:val="MARNORM6585"/>
                           </w:pPr>
                           <w:r>
-                            <w:t>Raum: ${F:503}</w:t>
+                            <w:t xml:space="preserve">Raum: </w:t>
                           </w:r>
                         </w:p>
                         <w:p>
@@ -3811,7 +3542,6 @@
                           </w:r>
                           <w:r>
                             <w:tab/>
-                            <w:t>${F:489}</w:t>
                           </w:r>
                         </w:p>
                         <w:p>
@@ -3833,9 +3563,7 @@
                             </w:rPr>
                             <w:tab/>
                           </w:r>
-                          <w:r>
-                            <w:t>${F:495}</w:t>
-                          </w:r>
+                          <w:r/>
                         </w:p>
                         <w:p>
                           <w:pPr>
@@ -3857,9 +3585,7 @@
                             </w:rPr>
                             <w:tab/>
                           </w:r>
-                          <w:r>
-                            <w:t>${F:481}</w:t>
-                          </w:r>
+                          <w:r/>
                         </w:p>
                         <w:p>
                           <w:pPr>
@@ -4026,7 +3752,7 @@
                       <w:pStyle w:val="MARFETT8510"/>
                     </w:pPr>
                     <w:r>
-                      <w:t>${F:478} ${F:479}</w:t>
+                      <w:t xml:space="preserve"> </w:t>
                     </w:r>
                   </w:p>
                   <w:p>
@@ -4052,7 +3778,7 @@
                       <w:pStyle w:val="MARNORM6585"/>
                     </w:pPr>
                     <w:r>
-                      <w:t xml:space="preserve">${F:501} </w:t>
+                      <w:t xml:space="preserve"> </w:t>
                     </w:r>
                   </w:p>
                   <w:p>
@@ -4060,7 +3786,7 @@
                       <w:pStyle w:val="MARNORM6585"/>
                     </w:pPr>
                     <w:r>
-                      <w:t>Raum: ${F:503}</w:t>
+                      <w:t xml:space="preserve">Raum: </w:t>
                     </w:r>
                   </w:p>
                   <w:p>
@@ -4085,7 +3811,6 @@
                     </w:r>
                     <w:r>
                       <w:tab/>
-                      <w:t>${F:489}</w:t>
                     </w:r>
                   </w:p>
                   <w:p>
@@ -4107,9 +3832,7 @@
                       </w:rPr>
                       <w:tab/>
                     </w:r>
-                    <w:r>
-                      <w:t>${F:495}</w:t>
-                    </w:r>
+                    <w:r/>
                   </w:p>
                   <w:p>
                     <w:pPr>
@@ -4131,9 +3854,7 @@
                       </w:rPr>
                       <w:tab/>
                     </w:r>
-                    <w:r>
-                      <w:t>${F:481}</w:t>
-                    </w:r>
+                    <w:r/>
                   </w:p>
                   <w:p>
                     <w:pPr>
@@ -5668,7 +5389,7 @@
 </file>
 
 <file path=customXml/itemProps1.xml><?xml version="1.0" encoding="utf-8"?>
-<ds:datastoreItem xmlns:ds="http://schemas.openxmlformats.org/officeDocument/2006/customXml" ds:itemID="{BA48BE4B-6B61-42AD-90DE-C2E382528666}">
+<ds:datastoreItem xmlns:ds="http://schemas.openxmlformats.org/officeDocument/2006/customXml" ds:itemID="{ACF4689B-EAA5-4742-B24E-7182FA646FD1}">
   <ds:schemaRefs>
     <ds:schemaRef ds:uri="http://schemas.openxmlformats.org/officeDocument/2006/bibliography"/>
   </ds:schemaRefs>
